--- a/CU/CU-02.docx
+++ b/CU/CU-02.docx
@@ -252,6 +252,13 @@
                 <w:sz w:val="22"/>
                 <w:szCs w:val="22"/>
               </w:rPr>
+              <w:t>, auxiliar</w:t>
+            </w:r>
+            <w:r>
+              <w:rPr>
+                <w:sz w:val="22"/>
+                <w:szCs w:val="22"/>
+              </w:rPr>
               <w:t xml:space="preserve"> o usuario administrador</w:t>
             </w:r>
           </w:p>
@@ -1367,7 +1374,21 @@
                 <w:sz w:val="22"/>
                 <w:szCs w:val="22"/>
               </w:rPr>
-              <w:t>2 segundos.</w:t>
+              <w:t xml:space="preserve">2 </w:t>
+            </w:r>
+            <w:r>
+              <w:rPr>
+                <w:sz w:val="22"/>
+                <w:szCs w:val="22"/>
+              </w:rPr>
+              <w:t>minutos</w:t>
+            </w:r>
+            <w:r>
+              <w:rPr>
+                <w:sz w:val="22"/>
+                <w:szCs w:val="22"/>
+              </w:rPr>
+              <w:t>.</w:t>
             </w:r>
           </w:p>
         </w:tc>
